--- a/ACT/ACT.165.docx
+++ b/ACT/ACT.165.docx
@@ -162,7 +162,7 @@
           <w:i w:val="0"/>
           <w:sz w:val="24"/>
         </w:rPr>
-        <w:t>SECTION 2. ВНЕСЕНИЕ ПРАВКИ В ЗАКОН «О ПОЛИТИЧЕСКИХ ПАРТИЯХ»</w:t>
+        <w:t>SECTION 2. ВНЕСЕНИЕ ПРАВКИ В ЗАКОН «О ПОЛИТИЧЕСКИХ ПАРТИЯХ НА ТЕРРИТОРИИ ШТАТА SAN-ANDREAS»</w:t>
       </w:r>
     </w:p>
     <w:tbl>
@@ -451,6 +451,7 @@
             <w:r>
               <w:rPr>
                 <w:rFonts w:ascii="Times New Roman" w:hAnsi="Times New Roman" w:eastAsia="Times New Roman"/>
+                <w:color w:val="C00000"/>
                 <w:sz w:val="20"/>
               </w:rPr>
               <w:t>и) порядок выдвижения политической партией кандидатов (списков кандидатов) в депутаты и на иные выборные должности в органах государственной власти и органах местного самоуправления, в том числе на повторных и дополнительных выборах;</w:t>
@@ -461,6 +462,7 @@
             <w:r>
               <w:rPr>
                 <w:rFonts w:ascii="Times New Roman" w:hAnsi="Times New Roman" w:eastAsia="Times New Roman"/>
+                <w:color w:val="C00000"/>
                 <w:sz w:val="20"/>
               </w:rPr>
               <w:t>к) основания и порядок отзыва выдвинутых политической партией, иным структурным подразделением, имеющими право участвовать в выборах, кандидатов, зарегистрированных кандидатов в депутаты и на иные выборные должности в органах государственной власти и органах местного самоуправления, порядок исключения кандидатов из выдвинутых политической партией, иным структурным подразделением, имеющими право участвовать в выборах, списков кандидатов;</w:t>
@@ -666,9 +668,10 @@
             <w:r>
               <w:rPr>
                 <w:rFonts w:ascii="Times New Roman" w:hAnsi="Times New Roman" w:eastAsia="Times New Roman"/>
+                <w:color w:val="007A00"/>
                 <w:sz w:val="20"/>
               </w:rPr>
-              <w:t>и) порядок выдвижения политической партией кандидатов (списков кандидатов) в депутаты и на иные выборные должности в органах государственной власти и органах местного самоуправления, в том числе на повторных и дополнительных выборах;</w:t>
+              <w:t>и) порядок выдвижения политической партией кандидатов (списков кандидатов) в депутаты и на иные выборные должности в органах государственной власти штата San-Andreas, в том числе на повторных и дополнительных выборах;</w:t>
             </w:r>
             <w:r>
               <w:br/>
@@ -676,9 +679,10 @@
             <w:r>
               <w:rPr>
                 <w:rFonts w:ascii="Times New Roman" w:hAnsi="Times New Roman" w:eastAsia="Times New Roman"/>
+                <w:color w:val="007A00"/>
                 <w:sz w:val="20"/>
               </w:rPr>
-              <w:t>к) основания и порядок отзыва выдвинутых политической партией, иным структурным подразделением, имеющими право участвовать в выборах, кандидатов, зарегистрированных кандидатов в депутаты и на иные выборные должности в органах государственной власти и органах местного самоуправления, порядок исключения кандидатов из выдвинутых политической партией, иным структурным подразделением, имеющими право участвовать в выборах, списков кандидатов;</w:t>
+              <w:t>к) основания и порядок отзыва выдвинутых политической партией, иным структурным подразделением, имеющими право участвовать в выборах, кандидатов, зарегистрированных кандидатов в депутаты и на иные выборные должности в органах государственной власти штата San-Andreas, порядок исключения кандидатов из выдвинутых политической партией, иным структурным подразделением, имеющими право участвовать в выборах, списков кандидатов;</w:t>
             </w:r>
             <w:r>
               <w:br/>
@@ -1326,6 +1330,276 @@
                 <w:sz w:val="20"/>
               </w:rPr>
               <w:t>ч. 10. Порядок работы комиссии, форма заявления и перечень прилагаемых документов устанавливаются актом Правительства штата San-Andreas.</w:t>
+            </w:r>
+          </w:p>
+        </w:tc>
+      </w:tr>
+      <w:tr>
+        <w:tc>
+          <w:tcPr>
+            <w:tcW w:type="dxa" w:w="7512"/>
+          </w:tcPr>
+          <w:p>
+            <w:pPr>
+              <w:spacing w:after="40"/>
+              <w:jc w:val="both"/>
+            </w:pPr>
+            <w:r>
+              <w:rPr>
+                <w:rFonts w:ascii="Times New Roman" w:hAnsi="Times New Roman" w:eastAsia="Times New Roman"/>
+                <w:sz w:val="20"/>
+              </w:rPr>
+              <w:t>Статья 26. Обязанности политической партии, ее отделений и иных структурных подразделений</w:t>
+            </w:r>
+            <w:r>
+              <w:br/>
+            </w:r>
+            <w:r>
+              <w:br/>
+            </w:r>
+            <w:r>
+              <w:rPr>
+                <w:rFonts w:ascii="Times New Roman" w:hAnsi="Times New Roman" w:eastAsia="Times New Roman"/>
+                <w:sz w:val="20"/>
+              </w:rPr>
+              <w:t>ч. 1. Политическая партия, ее отделения и иные структурные подразделения обязаны:</w:t>
+            </w:r>
+            <w:r>
+              <w:br/>
+            </w:r>
+            <w:r>
+              <w:br/>
+            </w:r>
+            <w:r>
+              <w:rPr>
+                <w:rFonts w:ascii="Times New Roman" w:hAnsi="Times New Roman" w:eastAsia="Times New Roman"/>
+                <w:sz w:val="20"/>
+              </w:rPr>
+              <w:t>а) соблюдать в своей деятельности Конституцию штата San-Andreas, конституционные законы, законы и иные нормативные правовые акты штата San-Andreas, а также устав политической партии;</w:t>
+            </w:r>
+            <w:r>
+              <w:br/>
+            </w:r>
+            <w:r>
+              <w:rPr>
+                <w:rFonts w:ascii="Times New Roman" w:hAnsi="Times New Roman" w:eastAsia="Times New Roman"/>
+                <w:sz w:val="20"/>
+              </w:rPr>
+              <w:t xml:space="preserve">б) извещать соответствующий уполномоченный орган о проведении открытых мероприятий (в том числе съездов, конференций или общих собраний по принятию устава и программы политической партии, внесению в них изменений и дополнений, избранию руководящих и контрольно-ревизионных органов политической партии и ее отделений, </w:t>
+            </w:r>
+            <w:r>
+              <w:rPr>
+                <w:rFonts w:ascii="Times New Roman" w:hAnsi="Times New Roman" w:eastAsia="Times New Roman"/>
+                <w:color w:val="C00000"/>
+                <w:sz w:val="20"/>
+              </w:rPr>
+              <w:t>выдвижению кандидатов в депутаты и на иные выборные должности в органах государственной власти и органах местного самоуправления, реорганизации и ликвидации политической партии и ее отделений)</w:t>
+            </w:r>
+            <w:r>
+              <w:rPr>
+                <w:rFonts w:ascii="Times New Roman" w:hAnsi="Times New Roman" w:eastAsia="Times New Roman"/>
+                <w:sz w:val="20"/>
+              </w:rPr>
+              <w:t xml:space="preserve"> не позднее чем за один день до дня проведения мероприятия и допускать представителей уполномоченных органов на указанные мероприятия, проводимые политической партией, ее отделениями и иными структурными подразделениями;</w:t>
+            </w:r>
+            <w:r>
+              <w:br/>
+            </w:r>
+            <w:r>
+              <w:rPr>
+                <w:rFonts w:ascii="Times New Roman" w:hAnsi="Times New Roman" w:eastAsia="Times New Roman"/>
+                <w:color w:val="C00000"/>
+                <w:sz w:val="20"/>
+              </w:rPr>
+              <w:t>в) извещать избирательную комиссию соответствующего уровня о проведении мероприятий, связанных с выдвижением своих кандидатов (списков кандидатов) в депутаты и на иные выборные должности в органах государственной власти и органах местного самоуправления, не позднее чем за один день до дня проведения мероприятия и допускать представителей комиссии соответствующего уровня на указанные мероприятия;</w:t>
+            </w:r>
+            <w:r>
+              <w:br/>
+            </w:r>
+            <w:r>
+              <w:rPr>
+                <w:rFonts w:ascii="Times New Roman" w:hAnsi="Times New Roman" w:eastAsia="Times New Roman"/>
+                <w:sz w:val="20"/>
+              </w:rPr>
+              <w:t xml:space="preserve">г) в ходе проведения мероприятий, указанных в подпунктах "б" и "в" настоящего пункта, по требованию присутствующих на данных мероприятиях представителей комиссии знакомить их с документами, которые связаны с созывом, организацией и проведением данных мероприятий и необходимы комиссии для реализации их полномочий (в том числе проверки комиссией соблюдения политическими партиями, их отделениями и иными структурными подразделениями требований законодательства штата San-Andreas к выдвижению кандидатов (списков кандидатов) в депутаты и на иные выборные должности </w:t>
+            </w:r>
+            <w:r>
+              <w:rPr>
+                <w:rFonts w:ascii="Times New Roman" w:hAnsi="Times New Roman" w:eastAsia="Times New Roman"/>
+                <w:color w:val="C00000"/>
+                <w:sz w:val="20"/>
+              </w:rPr>
+              <w:t>в органах государственной власти и органах местного самоуправления), а также предоставлять копии указанных документов.</w:t>
+            </w:r>
+            <w:r>
+              <w:br/>
+            </w:r>
+            <w:r>
+              <w:br/>
+            </w:r>
+            <w:r>
+              <w:rPr>
+                <w:rFonts w:ascii="Times New Roman" w:hAnsi="Times New Roman" w:eastAsia="Times New Roman"/>
+                <w:color w:val="C00000"/>
+                <w:sz w:val="20"/>
+              </w:rPr>
+              <w:t>ч. 2. Политическая партия один раз в 2 недели представляет в уполномоченный орган информацию о продолжении своей деятельности</w:t>
+            </w:r>
+            <w:r>
+              <w:rPr>
+                <w:rFonts w:ascii="Times New Roman" w:hAnsi="Times New Roman" w:eastAsia="Times New Roman"/>
+                <w:sz w:val="20"/>
+              </w:rPr>
+              <w:t xml:space="preserve"> с указанием численности членов политической партии и места нахождения своего постоянно действующего руководящего органа, а также информацию об отделениях политической партии с указанием численности членов политической партии в этих отделениях и мест нахождения постоянно действующих руководящих органов отделений.</w:t>
+            </w:r>
+            <w:r>
+              <w:br/>
+            </w:r>
+            <w:r>
+              <w:br/>
+            </w:r>
+            <w:r>
+              <w:rPr>
+                <w:rFonts w:ascii="Times New Roman" w:hAnsi="Times New Roman" w:eastAsia="Times New Roman"/>
+                <w:i/>
+                <w:color w:val="404040"/>
+                <w:sz w:val="18"/>
+              </w:rPr>
+              <w:t>Органы местного самоуправления и «избирательная комиссия соответствующего уровня» в штате San-Andreas отсутствуют; уполномоченный орган не назван.</w:t>
+            </w:r>
+          </w:p>
+        </w:tc>
+        <w:tc>
+          <w:tcPr>
+            <w:tcW w:type="dxa" w:w="7512"/>
+          </w:tcPr>
+          <w:p>
+            <w:pPr>
+              <w:spacing w:after="40"/>
+              <w:jc w:val="both"/>
+            </w:pPr>
+            <w:r>
+              <w:rPr>
+                <w:rFonts w:ascii="Times New Roman" w:hAnsi="Times New Roman" w:eastAsia="Times New Roman"/>
+                <w:sz w:val="20"/>
+              </w:rPr>
+              <w:t>Статья 26. Обязанности политической партии, ее отделений и иных структурных подразделений</w:t>
+            </w:r>
+            <w:r>
+              <w:br/>
+            </w:r>
+            <w:r>
+              <w:br/>
+            </w:r>
+            <w:r>
+              <w:rPr>
+                <w:rFonts w:ascii="Times New Roman" w:hAnsi="Times New Roman" w:eastAsia="Times New Roman"/>
+                <w:sz w:val="20"/>
+              </w:rPr>
+              <w:t>ч. 1. Политическая партия, ее отделения и иные структурные подразделения обязаны:</w:t>
+            </w:r>
+            <w:r>
+              <w:br/>
+            </w:r>
+            <w:r>
+              <w:br/>
+            </w:r>
+            <w:r>
+              <w:rPr>
+                <w:rFonts w:ascii="Times New Roman" w:hAnsi="Times New Roman" w:eastAsia="Times New Roman"/>
+                <w:sz w:val="20"/>
+              </w:rPr>
+              <w:t>а) соблюдать в своей деятельности Конституцию штата San-Andreas, конституционные законы, законы и иные нормативные правовые акты штата San-Andreas, а также устав политической партии;</w:t>
+            </w:r>
+            <w:r>
+              <w:br/>
+            </w:r>
+            <w:r>
+              <w:rPr>
+                <w:rFonts w:ascii="Times New Roman" w:hAnsi="Times New Roman" w:eastAsia="Times New Roman"/>
+                <w:sz w:val="20"/>
+              </w:rPr>
+              <w:t xml:space="preserve">б) извещать соответствующий уполномоченный орган о проведении открытых мероприятий (в том числе съездов, конференций или общих собраний по принятию устава и программы политической партии, внесению в них изменений и дополнений, избранию руководящих и контрольно-ревизионных органов политической партии и ее отделений, </w:t>
+            </w:r>
+            <w:r>
+              <w:rPr>
+                <w:rFonts w:ascii="Times New Roman" w:hAnsi="Times New Roman" w:eastAsia="Times New Roman"/>
+                <w:color w:val="007A00"/>
+                <w:sz w:val="20"/>
+              </w:rPr>
+              <w:t>выдвижению кандидатов в депутаты и на иные выборные должности в органах государственной власти штата San-Andreas, реорганизации и ликвидации политической партии и её отделений)</w:t>
+            </w:r>
+            <w:r>
+              <w:rPr>
+                <w:rFonts w:ascii="Times New Roman" w:hAnsi="Times New Roman" w:eastAsia="Times New Roman"/>
+                <w:sz w:val="20"/>
+              </w:rPr>
+              <w:t xml:space="preserve"> не позднее чем за один день до дня проведения мероприятия и допускать представителей уполномоченных органов на указанные мероприятия, проводимые политической партией, ее отделениями и иными структурными подразделениями;</w:t>
+            </w:r>
+            <w:r>
+              <w:br/>
+            </w:r>
+            <w:r>
+              <w:rPr>
+                <w:rFonts w:ascii="Times New Roman" w:hAnsi="Times New Roman" w:eastAsia="Times New Roman"/>
+                <w:color w:val="007A00"/>
+                <w:sz w:val="20"/>
+              </w:rPr>
+              <w:t>в) извещать избирательную комиссию при Департаменте юстиции штата San-Andreas о проведении мероприятий, связанных с выдвижением своих кандидатов (списков кандидатов) в депутаты и на иные выборные должности в органах государственной власти штата San-Andreas, не позднее чем за один день до дня проведения мероприятия и допускать представителей указанной комиссии на эти мероприятия;</w:t>
+            </w:r>
+            <w:r>
+              <w:br/>
+            </w:r>
+            <w:r>
+              <w:rPr>
+                <w:rFonts w:ascii="Times New Roman" w:hAnsi="Times New Roman" w:eastAsia="Times New Roman"/>
+                <w:sz w:val="20"/>
+              </w:rPr>
+              <w:t xml:space="preserve">г) в ходе проведения мероприятий, указанных в подпунктах "б" и "в" настоящего пункта, по требованию присутствующих на данных мероприятиях представителей комиссии знакомить их с документами, которые связаны с созывом, организацией и проведением данных мероприятий и необходимы комиссии для реализации их полномочий (в том числе проверки комиссией соблюдения политическими партиями, их отделениями и иными структурными подразделениями требований законодательства штата San-Andreas к выдвижению кандидатов (списков кандидатов) в депутаты и на иные выборные должности </w:t>
+            </w:r>
+            <w:r>
+              <w:rPr>
+                <w:rFonts w:ascii="Times New Roman" w:hAnsi="Times New Roman" w:eastAsia="Times New Roman"/>
+                <w:color w:val="007A00"/>
+                <w:sz w:val="20"/>
+              </w:rPr>
+              <w:t>в органах государственной власти штата San-Andreas), а также предоставлять копии указанных документов.</w:t>
+            </w:r>
+            <w:r>
+              <w:br/>
+            </w:r>
+            <w:r>
+              <w:br/>
+            </w:r>
+            <w:r>
+              <w:rPr>
+                <w:rFonts w:ascii="Times New Roman" w:hAnsi="Times New Roman" w:eastAsia="Times New Roman"/>
+                <w:color w:val="007A00"/>
+                <w:sz w:val="20"/>
+              </w:rPr>
+              <w:t>ч. 2. Политическая партия один раз в 2 недели представляет в уполномоченный орган — Департамент Финансов штата San-Andreas — информацию о продолжении своей деятельности</w:t>
+            </w:r>
+            <w:r>
+              <w:rPr>
+                <w:rFonts w:ascii="Times New Roman" w:hAnsi="Times New Roman" w:eastAsia="Times New Roman"/>
+                <w:sz w:val="20"/>
+              </w:rPr>
+              <w:t xml:space="preserve"> с указанием численности членов политической партии и места нахождения своего постоянно действующего руководящего органа, а также информацию об отделениях политической партии с указанием численности членов политической партии в этих отделениях и мест нахождения постоянно действующих руководящих органов отделений.</w:t>
+            </w:r>
+            <w:r>
+              <w:br/>
+            </w:r>
+            <w:r>
+              <w:br/>
+            </w:r>
+            <w:r>
+              <w:rPr>
+                <w:rFonts w:ascii="Times New Roman" w:hAnsi="Times New Roman" w:eastAsia="Times New Roman"/>
+                <w:i/>
+                <w:color w:val="404040"/>
+                <w:sz w:val="18"/>
+              </w:rPr>
+              <w:t>Учреждается избирательная комиссия при Департаменте юстиции штата San-Andreas; уполномоченным органом определяется Департамент Финансов штата San-Andreas.</w:t>
             </w:r>
           </w:p>
         </w:tc>
@@ -1371,7 +1645,7 @@
           <w:i w:val="0"/>
           <w:sz w:val="20"/>
         </w:rPr>
-        <w:t>2. Правка согласована со статьёй 15 закона штата San-Andreas «О Сенате штата San-Andreas» в редакции настоящего пакета законопроектов (единый порядок поступления штрафов и сборов в казну штата San-Andreas).</w:t>
+        <w:t>2. Правка согласована со статьёй 15 Конституционного закона «О Сенате штата San-Andreas» в редакции настоящего пакета законопроектов (единый порядок поступления штрафов и сборов в казну штата San-Andreas).</w:t>
       </w:r>
     </w:p>
     <w:p>

--- a/ACT/ACT.165.docx
+++ b/ACT/ACT.165.docx
@@ -59,7 +59,7 @@
           <w:i w:val="0"/>
           <w:sz w:val="24"/>
         </w:rPr>
-        <w:t>____________, 2026</w:t>
+        <w:t>MARCH 00, 2026</w:t>
       </w:r>
     </w:p>
     <w:p>
